--- a/_inbox/PDI/02-praticas-engenharia-clean-code/atividade-3/7-apresentacao/pdi-praticas-engenharia-clean-code-a3.docx
+++ b/_inbox/PDI/02-praticas-engenharia-clean-code/atividade-3/7-apresentacao/pdi-praticas-engenharia-clean-code-a3.docx
@@ -4,28 +4,575 @@
   <w:body>
     <w:p>
       <w:pPr>
-        <w:pStyle w:val="Title"/>
+        <w:jc w:val="center"/>
       </w:pPr>
       <w:r>
+        <w:rPr>
+          <w:b/>
+          <w:color w:val="8B4513"/>
+          <w:sz w:val="28"/>
+        </w:rPr>
+        <w:t>PDI</w:t>
+      </w:r>
+    </w:p>
+    <w:p>
+      <w:pPr>
+        <w:jc w:val="center"/>
+      </w:pPr>
+      <w:r>
+        <w:rPr>
+          <w:b/>
+          <w:sz w:val="46"/>
+        </w:rPr>
         <w:t>Mapeamento de Dominios com Domain-Driven Design (DDD)</w:t>
       </w:r>
     </w:p>
     <w:p>
+      <w:pPr>
+        <w:jc w:val="center"/>
+      </w:pPr>
       <w:r>
-        <w:t>PDI Marcos Luciano - marcosluciano.rodrigues@v4company.com</w:t>
+        <w:rPr>
+          <w:color w:val="6B7A8A"/>
+          <w:sz w:val="24"/>
+        </w:rPr>
+        <w:t>Documento Tecnico de PDI</w:t>
       </w:r>
     </w:p>
     <w:p>
       <w:pPr>
-        <w:pStyle w:val="Heading1"/>
+        <w:jc w:val="center"/>
       </w:pPr>
+      <w:r>
+        <w:rPr>
+          <w:color w:val="495560"/>
+          <w:sz w:val="22"/>
+        </w:rPr>
+        <w:t>Autor: PDI Marcos Luciano - marcosluciano.rodrigues@v4company.com</w:t>
+        <w:br/>
+      </w:r>
+      <w:r>
+        <w:rPr>
+          <w:color w:val="495560"/>
+          <w:sz w:val="22"/>
+        </w:rPr>
+        <w:t>Unidade: FV Marketing / V4 Company</w:t>
+        <w:br/>
+      </w:r>
+      <w:r>
+        <w:rPr>
+          <w:color w:val="495560"/>
+          <w:sz w:val="22"/>
+        </w:rPr>
+        <w:t>Data: Agosto 2026</w:t>
+        <w:br/>
+      </w:r>
+      <w:r>
+        <w:rPr>
+          <w:color w:val="495560"/>
+          <w:sz w:val="22"/>
+        </w:rPr>
+        <w:t>Area: 02 Praticas de Engenharia e Clean Code</w:t>
+        <w:br/>
+      </w:r>
+      <w:r>
+        <w:rPr>
+          <w:color w:val="495560"/>
+          <w:sz w:val="22"/>
+        </w:rPr>
+        <w:t>Status: Entregue (desenvolvido)</w:t>
+        <w:br/>
+      </w:r>
+    </w:p>
+    <w:p>
+      <w:r>
+        <w:br w:type="page"/>
+      </w:r>
+    </w:p>
+    <w:p>
+      <w:pPr>
+        <w:pStyle w:val="Heading2"/>
+      </w:pPr>
+      <w:r>
+        <w:rPr>
+          <w:color w:val="8B1E1E"/>
+        </w:rPr>
+        <w:t>1. Contexto</w:t>
+      </w:r>
+    </w:p>
+    <w:p>
       <w:r>
         <w:t>1. Contexto</w:t>
       </w:r>
     </w:p>
+    <w:p>
+      <w:r>
+        <w:t>A FV opera em múltiplos domínios: Imobiliário, Saúde, Varejo e Serviços. Hoje o time modela tudo num único modelo de dados gigante, onde alterar um campo de imóvel quebra a regra de agendamento de saúde. O domínio virou um emaranhado onde todo conceito conhece todo conceito.</w:t>
+      </w:r>
+    </w:p>
+    <w:p>
+      <w:r>
+        <w:t>Analogia do prédio de apartamentos</w:t>
+      </w:r>
+    </w:p>
+    <w:p>
+      <w:r>
+        <w:t>Um condomínio tem moradores, elevadores, portaria e academia. Cada um é um contexto delimitado: a portaria não precisa saber o que você come na cozinha, e a academia não manda na sua conta de luz. Se tentássemos um único manual para tudo, ninguém entenderia nada. DDD é organizar o prédio em áreas com regras próprias, que conversam por recados (eventos).</w:t>
+      </w:r>
+    </w:p>
+    <w:p>
+      <w:r>
+        <w:t>2. Diagnóstico</w:t>
+      </w:r>
+    </w:p>
+    <w:p>
+      <w:r>
+        <w:t>Sem fronteiras de domínio, mudanças têm efeito cascata e as regras de negócio ficam espalhadas em ifs por todo o código. O tempo de impacto de uma alteração é imprevisível e a linguagem do time diverge da linguagem do código.</w:t>
+      </w:r>
+    </w:p>
+    <w:p>
+      <w:r>
+        <w:t>Acoplamento entre módulos (dependências)</w:t>
+      </w:r>
+    </w:p>
+    <w:p>
+      <w:r>
+        <w:t>JanFevMarAbrMaiJunJulAgoSetOutNovDezAntesDepois</w:t>
+      </w:r>
+    </w:p>
+    <w:p>
+      <w:r>
+        <w:t>Lead time de feature (dias)</w:t>
+      </w:r>
+    </w:p>
+    <w:p>
+      <w:r>
+        <w:t>JanFevMarAbrMaiJunJulAgoSetOutNovDezAntesDepois</w:t>
+      </w:r>
+    </w:p>
+    <w:p>
+      <w:r>
+        <w:t>Raiz do problema: um único modelo onipresente força regras de domínios distintos a conviverem, destruindo a linguagem ubíqua e criando acoplamento oculto.</w:t>
+      </w:r>
+    </w:p>
+    <w:p>
+      <w:r>
+        <w:t>3. Solução</w:t>
+      </w:r>
+    </w:p>
+    <w:p>
+      <w:r>
+        <w:t>Adotar DDD (Domain-Driven Design) dividindo o sistema em bounded contexts (contextos delimitados), cada um com sua linguagem ubíqua: o vocabulário que negócio e código compartilham sem tradução. Dentro de cada contexto modelamos agregados (raiz + entidades + value objects com consistência transacional) e comunicamos mudanças via eventos de domínio.</w:t>
+      </w:r>
+    </w:p>
+    <w:p>
+      <w:r>
+        <w:t>Mapeamento dos contextos da FV:</w:t>
+      </w:r>
+    </w:p>
+    <w:p>
+      <w:r>
+        <w:t># Contextos delimitados</w:t>
+      </w:r>
+    </w:p>
+    <w:p>
+      <w:r>
+        <w:t>Imobiliario   -&gt; Agregado Raiz: Imovel      (Proposta, Visita)</w:t>
+      </w:r>
+    </w:p>
+    <w:p>
+      <w:r>
+        <w:t>Saude         -&gt; Agregado Raiz: Paciente    (Agendamento, Prontuario)</w:t>
+      </w:r>
+    </w:p>
+    <w:p>
+      <w:r>
+        <w:t>Varejo        -&gt; Agregado Raiz: Pedido     (Item, Pagamento)</w:t>
+      </w:r>
+    </w:p>
+    <w:p>
+      <w:r>
+        <w:t>Servicos      -&gt; Agregado Raiz: Ordem       (Execucao, NotaFiscal)Agregado garante consistência: só a raiz é referenciada de fora; filhos não têm identidade pública:</w:t>
+      </w:r>
+    </w:p>
+    <w:p>
+      <w:r>
+        <w:t>class Pedido:                       # Aggregate Root</w:t>
+      </w:r>
+    </w:p>
+    <w:p>
+      <w:r>
+        <w:t>def __init__(self, id):</w:t>
+      </w:r>
+    </w:p>
+    <w:p>
+      <w:r>
+        <w:t>self.id = id</w:t>
+      </w:r>
+    </w:p>
+    <w:p>
+      <w:r>
+        <w:t>self.itens = []             # entidades internas</w:t>
+      </w:r>
+    </w:p>
+    <w:p>
+      <w:r>
+        <w:t>self._eventos = []</w:t>
+      </w:r>
+    </w:p>
+    <w:p>
+      <w:r>
+        <w:t>def adicionar(self, produto, qtd):</w:t>
+      </w:r>
+    </w:p>
+    <w:p>
+      <w:r>
+        <w:t>self.itens.append(Item(produto, qtd))</w:t>
+      </w:r>
+    </w:p>
+    <w:p>
+      <w:r>
+        <w:t>self._eventos.append(PedidoAtualizado(self.id))Eventos de domínio desacoplam os contextos: Saúde não chama Imobiliário direto, apenas publica:</w:t>
+      </w:r>
+    </w:p>
+    <w:p>
+      <w:r>
+        <w:t>@dataclass</w:t>
+      </w:r>
+    </w:p>
+    <w:p>
+      <w:r>
+        <w:t>class PedidoPago(DomainEvent):</w:t>
+      </w:r>
+    </w:p>
+    <w:p>
+      <w:r>
+        <w:t>pedido_id: str</w:t>
+      </w:r>
+    </w:p>
+    <w:p>
+      <w:r>
+        <w:t>total: float</w:t>
+      </w:r>
+    </w:p>
+    <w:p>
+      <w:r>
+        <w:t># orquestrador publica; outros contextos reagem</w:t>
+      </w:r>
+    </w:p>
+    <w:p>
+      <w:r>
+        <w:t>bus.publish(PedidoPago(pedido_id, total))4. Como funciona (pipeline)</w:t>
+      </w:r>
+    </w:p>
+    <w:p>
+      <w:r>
+        <w:t>Modelagem DDD da FV fluxo em execução</w:t>
+      </w:r>
+    </w:p>
+    <w:p>
+      <w:r>
+        <w:t>1</w:t>
+      </w:r>
+    </w:p>
+    <w:p>
+      <w:r>
+        <w:t>Identificar bounded contexts</w:t>
+      </w:r>
+    </w:p>
+    <w:p>
+      <w:r>
+        <w:t>Workshop de event storming separa Imobiliário/Saúde/Varejo/Serviços.</w:t>
+      </w:r>
+    </w:p>
+    <w:p>
+      <w:r>
+        <w:t>audit</w:t>
+      </w:r>
+    </w:p>
+    <w:p>
+      <w:r>
+        <w:t>2</w:t>
+      </w:r>
+    </w:p>
+    <w:p>
+      <w:r>
+        <w:t>Definir linguagem ubíqua</w:t>
+      </w:r>
+    </w:p>
+    <w:p>
+      <w:r>
+        <w:t>Glossário único por contexto, usado em código e reunião.</w:t>
+      </w:r>
+    </w:p>
+    <w:p>
+      <w:r>
+        <w:t>ok</w:t>
+      </w:r>
+    </w:p>
+    <w:p>
+      <w:r>
+        <w:t>3</w:t>
+      </w:r>
+    </w:p>
+    <w:p>
+      <w:r>
+        <w:t>Modelar agregados</w:t>
+      </w:r>
+    </w:p>
+    <w:p>
+      <w:r>
+        <w:t>Raiz + filhos com regra de consistência transacional.</w:t>
+      </w:r>
+    </w:p>
+    <w:p>
+      <w:r>
+        <w:t>warn</w:t>
+      </w:r>
+    </w:p>
+    <w:p>
+      <w:r>
+        <w:t>4</w:t>
+      </w:r>
+    </w:p>
+    <w:p>
+      <w:r>
+        <w:t>Emitir eventos de domínio</w:t>
+      </w:r>
+    </w:p>
+    <w:p>
+      <w:r>
+        <w:t>Mudanças publicam eventos; contextos vizinhos reagem.</w:t>
+      </w:r>
+    </w:p>
+    <w:p>
+      <w:r>
+        <w:t>ok</w:t>
+      </w:r>
+    </w:p>
+    <w:p>
+      <w:r>
+        <w:t>5</w:t>
+      </w:r>
+    </w:p>
+    <w:p>
+      <w:r>
+        <w:t>Anti-corruption layer</w:t>
+      </w:r>
+    </w:p>
+    <w:p>
+      <w:r>
+        <w:t>Tradutor na fronteira para não poluir um contexto com o modelo de outro.</w:t>
+      </w:r>
+    </w:p>
+    <w:p>
+      <w:r>
+        <w:t>audit</w:t>
+      </w:r>
+    </w:p>
+    <w:p>
+      <w:r>
+        <w:t>Contextos se comunicam por eventos, nunca por tabela compartilhada.</w:t>
+      </w:r>
+    </w:p>
+    <w:p>
+      <w:r>
+        <w:t>5. Antes vs Depois</w:t>
+      </w:r>
+    </w:p>
+    <w:p>
+      <w:r>
+        <w:t>CenárioAntes (modelo único)Depois (DDD)</w:t>
+      </w:r>
+    </w:p>
+    <w:p>
+      <w:r>
+        <w:t>Mudar regra de SaúdeRisco no ImobiliárioIsolado no contexto</w:t>
+      </w:r>
+    </w:p>
+    <w:p>
+      <w:r>
+        <w:t>VocabulárioNegócio ≠ códigoLinguagem ubíqua</w:t>
+      </w:r>
+    </w:p>
+    <w:p>
+      <w:r>
+        <w:t>ConsistênciaAd-hocAgregado transacional</w:t>
+      </w:r>
+    </w:p>
+    <w:p>
+      <w:r>
+        <w:t>IntegraçãoSQL cruzadoEventos de domínio</w:t>
+      </w:r>
+    </w:p>
+    <w:p>
+      <w:r>
+        <w:t>6. Entregas</w:t>
+      </w:r>
+    </w:p>
+    <w:p>
+      <w:r>
+        <w:t>Mapa bounded-contexts.svg: fronteiras da FV e fluxo de eventos.</w:t>
+      </w:r>
+    </w:p>
+    <w:p>
+      <w:r>
+        <w:t>Glossário ubiquitous-language.md por contexto.</w:t>
+      </w:r>
+    </w:p>
+    <w:p>
+      <w:r>
+        <w:t>Módulos imobiliario/, saude/, varejo/, servicos/ com agregados.</w:t>
+      </w:r>
+    </w:p>
+    <w:p>
+      <w:r>
+        <w:t>Eventos domain_events.py: contratos versionados.</w:t>
+      </w:r>
+    </w:p>
+    <w:p>
+      <w:r>
+        <w:t>7. Métricas</w:t>
+      </w:r>
+    </w:p>
+    <w:p>
+      <w:r>
+        <w:t>Clareza de domínio (score 0-100)</w:t>
+      </w:r>
+    </w:p>
+    <w:p>
+      <w:r>
+        <w:t>M1M2M3M4M5M6M7M8M9M10M11M12Mês 1</w:t>
+      </w:r>
+    </w:p>
+    <w:p>
+      <w:r>
+        <w:t>Meta: 100% dos contextos com glossário ubíquo documentado e eventos versionados entre eles.</w:t>
+      </w:r>
+    </w:p>
+    <w:p>
+      <w:r>
+        <w:t>8. Status final</w:t>
+      </w:r>
+    </w:p>
+    <w:p>
+      <w:r>
+        <w:t>NÃO publicado: Desenvolvido e em homologação. Aguarda revisão antes de produção.</w:t>
+      </w:r>
+    </w:p>
+    <w:p>
+      <w:pPr>
+        <w:pStyle w:val="Heading2"/>
+      </w:pPr>
+      <w:r>
+        <w:rPr>
+          <w:color w:val="8B1E1E"/>
+        </w:rPr>
+        <w:t>Decisoes e tradeoffs</w:t>
+      </w:r>
+    </w:p>
+    <w:p>
+      <w:pPr>
+        <w:pStyle w:val="ListBullet"/>
+      </w:pPr>
+      <w:r>
+        <w:t>DDD explicito escolhido sobre schema unico: consistencia e linguagem comum compensam o custo de governanca, enquanto tabela unica acopla os 4 squads.</w:t>
+      </w:r>
+    </w:p>
+    <w:p>
+      <w:pPr>
+        <w:pStyle w:val="ListBullet"/>
+      </w:pPr>
+      <w:r>
+        <w:t>Cada bounded context tem seu modelo e a integracao ocorre por eventos de dominio: evita que a entidade Contato continue com 3 modelos diferentes e que regra de um squad vaze para outro.</w:t>
+      </w:r>
+    </w:p>
+    <w:p>
+      <w:pPr>
+        <w:pStyle w:val="ListBullet"/>
+      </w:pPr>
+      <w:r>
+        <w:t>So modelar o que tem regra de consistencia, com agregado de raiz unica e filhos sem identidade publica: previne over-engineering e concentra esforco onde ha invariante real.</w:t>
+      </w:r>
+    </w:p>
+    <w:p>
+      <w:pPr>
+        <w:pStyle w:val="ListBullet"/>
+      </w:pPr>
+      <w:r>
+        <w:t>Validacao em workshop de linguagem ubiqua com Product e 2 squads contra 3 user stories antes de gerar schemas: garante que o mapa reflete o negocio e nao vira teoria.</w:t>
+      </w:r>
+    </w:p>
+    <w:p>
+      <w:pPr>
+        <w:pStyle w:val="ListBullet"/>
+      </w:pPr>
+      <w:r>
+        <w:t>Anti-corruption layer na fronteira entre contextos: traduz o modelo vizinho sem poluir o contexto local, em vez de SQL cruzado entre dominios.</w:t>
+      </w:r>
+    </w:p>
+    <w:p>
+      <w:pPr>
+        <w:pStyle w:val="Heading2"/>
+      </w:pPr>
+      <w:r>
+        <w:rPr>
+          <w:color w:val="8B1E1E"/>
+        </w:rPr>
+        <w:t>Impacto no negocio</w:t>
+      </w:r>
+    </w:p>
+    <w:p>
+      <w:r>
+        <w:t>Com 4 squads tocando Lead, Conta e agente sem vocabulario comum e 3 modelos diferentes de Contato, cada feature recria agregados e cada mudanca tem efeito cascata. Mapear 4 dominios com 0 modelos duplicados e ao menos 6 eventos definidos troca retrabalho e acoplamento oculto por fronteiras claras, reduz o tempo de impacto de alteracoes e evita o custo de carregar regra inconsistente para novas codificacoes.</w:t>
+      </w:r>
+    </w:p>
+    <w:p>
+      <w:pPr>
+        <w:pStyle w:val="Heading2"/>
+      </w:pPr>
+      <w:r>
+        <w:rPr>
+          <w:color w:val="8B1E1E"/>
+        </w:rPr>
+        <w:t>Referencias de estudo</w:t>
+      </w:r>
+    </w:p>
+    <w:p>
+      <w:pPr>
+        <w:pStyle w:val="ListBullet"/>
+      </w:pPr>
+      <w:r>
+        <w:t>Curso: Domain-Driven Design do zero, na Alura.</w:t>
+      </w:r>
+    </w:p>
+    <w:p>
+      <w:pPr>
+        <w:pStyle w:val="ListBullet"/>
+      </w:pPr>
+      <w:r>
+        <w:t>Video: Bounded contexts e linguagem ubiqua na pratica, no YouTube.</w:t>
+      </w:r>
+    </w:p>
+    <w:p>
+      <w:pPr>
+        <w:pStyle w:val="ListBullet"/>
+      </w:pPr>
+      <w:r>
+        <w:t>Doc oficial: Domain-Driven Design Reference, de Eric Evans, em domainlanguage.com.</w:t>
+      </w:r>
+    </w:p>
+    <w:p>
+      <w:pPr>
+        <w:pStyle w:val="ListBullet"/>
+      </w:pPr>
+      <w:r>
+        <w:t>Doc oficial: Documentacao do Python sobre dataclasses para modelar agregados e eventos, em docs.python.org.</w:t>
+      </w:r>
+    </w:p>
     <w:sectPr>
       <w:pgSz w:w="12240" w:h="15840"/>
-      <w:pgMar w:top="1440" w:right="1800" w:bottom="1440" w:left="1800" w:header="720" w:footer="720" w:gutter="0"/>
+      <w:pgMar w:top="1417" w:right="1701" w:bottom="1417" w:left="1701" w:header="720" w:footer="720" w:gutter="0"/>
       <w:cols w:space="720"/>
       <w:docGrid w:linePitch="360"/>
     </w:sectPr>
@@ -396,6 +943,10 @@
     <w:name w:val="Normal"/>
     <w:qFormat/>
     <w:rsid w:val="00FC693F"/>
+    <w:rPr>
+      <w:rFonts w:ascii="Calibri" w:hAnsi="Calibri"/>
+      <w:sz w:val="22"/>
+    </w:rPr>
   </w:style>
   <w:style w:type="paragraph" w:styleId="Header">
     <w:name w:val="header"/>

--- a/_inbox/PDI/02-praticas-engenharia-clean-code/atividade-3/7-apresentacao/pdi-praticas-engenharia-clean-code-a3.docx
+++ b/_inbox/PDI/02-praticas-engenharia-clean-code/atividade-3/7-apresentacao/pdi-praticas-engenharia-clean-code-a3.docx
@@ -24,7 +24,7 @@
           <w:b/>
           <w:sz w:val="46"/>
         </w:rPr>
-        <w:t>Mapeamento de Dominios com Domain-Driven Design (DDD)</w:t>
+        <w:t>Mapeamento de Domínios com Domain-Driven Design (DDD)</w:t>
       </w:r>
     </w:p>
     <w:p>
@@ -36,7 +36,7 @@
           <w:color w:val="6B7A8A"/>
           <w:sz w:val="24"/>
         </w:rPr>
-        <w:t>Documento Tecnico de PDI</w:t>
+        <w:t>Documento Técnico de PDI</w:t>
       </w:r>
     </w:p>
     <w:p>
@@ -72,7 +72,7 @@
           <w:color w:val="495560"/>
           <w:sz w:val="22"/>
         </w:rPr>
-        <w:t>Area: 02 Praticas de Engenharia e Clean Code</w:t>
+        <w:t>Área: 02 Práticas de Engenharia e Clean Code</w:t>
         <w:br/>
       </w:r>
       <w:r>
@@ -117,7 +117,7 @@
     </w:p>
     <w:p>
       <w:r>
-        <w:t>Um condomínio tem moradores, elevadores, portaria e academia. Cada um é um contexto delimitado: a portaria não precisa saber o que você come na cozinha, e a academia não manda na sua conta de luz. Se tentássemos um único manual para tudo, ninguém entenderia nada. DDD é organizar o prédio em áreas com regras próprias, que conversam por recados (eventos).</w:t>
+        <w:t>Um condomínio tem moradores, elevadores, portaria e acadêmia. Cada um é um contexto delimitado: a portaria não precisa saber o que você come na cozinha, e a acadêmia não manda na sua conta de luz. Se tentássemos um único manual para tudo, ninguém entenderia nada. DDD é organizar o prédio em áreas com regras próprias, que conversam por recados (eventos).</w:t>
       </w:r>
     </w:p>
     <w:p>
@@ -177,12 +177,12 @@
     </w:p>
     <w:p>
       <w:r>
-        <w:t>Imobiliario   -&gt; Agregado Raiz: Imovel      (Proposta, Visita)</w:t>
+        <w:t>Imobiliário   -&gt; Agregado Raiz: Imóvel      (Proposta, Visita)</w:t>
       </w:r>
     </w:p>
     <w:p>
       <w:r>
-        <w:t>Saude         -&gt; Agregado Raiz: Paciente    (Agendamento, Prontuario)</w:t>
+        <w:t>Saúde         -&gt; Agregado Raiz: Paciente    (Agendamento, Prontuario)</w:t>
       </w:r>
     </w:p>
     <w:p>
@@ -192,7 +192,7 @@
     </w:p>
     <w:p>
       <w:r>
-        <w:t>Servicos      -&gt; Agregado Raiz: Ordem       (Execucao, NotaFiscal)Agregado garante consistência: só a raiz é referenciada de fora; filhos não têm identidade pública:</w:t>
+        <w:t>Serviços      -&gt; Agregado Raiz: Ordem       (Execução, NotaFiscal)Agregado garante consistência: só a raiz é referenciada de fora; filhos não têm identidade pública:</w:t>
       </w:r>
     </w:p>
     <w:p>
@@ -468,7 +468,7 @@
         <w:rPr>
           <w:color w:val="8B1E1E"/>
         </w:rPr>
-        <w:t>Decisoes e tradeoffs</w:t>
+        <w:t>Decisões e tradeoffs</w:t>
       </w:r>
     </w:p>
     <w:p>
@@ -476,7 +476,7 @@
         <w:pStyle w:val="ListBullet"/>
       </w:pPr>
       <w:r>
-        <w:t>DDD explicito escolhido sobre schema unico: consistencia e linguagem comum compensam o custo de governanca, enquanto tabela unica acopla os 4 squads.</w:t>
+        <w:t>DDD explícito escolhido sobre schema único: consistência e linguagem comum compensam o custo de governança, enquanto tabela única acopla os 4 squads.</w:t>
       </w:r>
     </w:p>
     <w:p>
@@ -484,7 +484,7 @@
         <w:pStyle w:val="ListBullet"/>
       </w:pPr>
       <w:r>
-        <w:t>Cada bounded context tem seu modelo e a integracao ocorre por eventos de dominio: evita que a entidade Contato continue com 3 modelos diferentes e que regra de um squad vaze para outro.</w:t>
+        <w:t>Cada bounded context tem seu modelo e a integração ocorre por eventos de domínio: evita que a entidade Contato continue com 3 modelos diferentes e que regra de um squad vaze para outro.</w:t>
       </w:r>
     </w:p>
     <w:p>
@@ -492,7 +492,7 @@
         <w:pStyle w:val="ListBullet"/>
       </w:pPr>
       <w:r>
-        <w:t>So modelar o que tem regra de consistencia, com agregado de raiz unica e filhos sem identidade publica: previne over-engineering e concentra esforco onde ha invariante real.</w:t>
+        <w:t>Só modelar o que tem regra de consistência, com agregado de raiz única e filhos sem identidade publica: previne over-engineering e concentra esforço onde há invariante real.</w:t>
       </w:r>
     </w:p>
     <w:p>
@@ -500,7 +500,7 @@
         <w:pStyle w:val="ListBullet"/>
       </w:pPr>
       <w:r>
-        <w:t>Validacao em workshop de linguagem ubiqua com Product e 2 squads contra 3 user stories antes de gerar schemas: garante que o mapa reflete o negocio e nao vira teoria.</w:t>
+        <w:t>Validação em workshop de linguagem ubíqua com Product e 2 squads contra 3 user stories antes de gerar schemas: garante que o mapa reflete o negócio e não vira teoria.</w:t>
       </w:r>
     </w:p>
     <w:p>
@@ -508,7 +508,7 @@
         <w:pStyle w:val="ListBullet"/>
       </w:pPr>
       <w:r>
-        <w:t>Anti-corruption layer na fronteira entre contextos: traduz o modelo vizinho sem poluir o contexto local, em vez de SQL cruzado entre dominios.</w:t>
+        <w:t>Anti-corruption layer na fronteira entre contextos: traduz o modelo vizinho sem poluir o contexto local, em vez de SQL cruzado entre domínios.</w:t>
       </w:r>
     </w:p>
     <w:p>
@@ -519,12 +519,12 @@
         <w:rPr>
           <w:color w:val="8B1E1E"/>
         </w:rPr>
-        <w:t>Impacto no negocio</w:t>
+        <w:t>Impacto no negócio</w:t>
       </w:r>
     </w:p>
     <w:p>
       <w:r>
-        <w:t>Com 4 squads tocando Lead, Conta e agente sem vocabulario comum e 3 modelos diferentes de Contato, cada feature recria agregados e cada mudanca tem efeito cascata. Mapear 4 dominios com 0 modelos duplicados e ao menos 6 eventos definidos troca retrabalho e acoplamento oculto por fronteiras claras, reduz o tempo de impacto de alteracoes e evita o custo de carregar regra inconsistente para novas codificacoes.</w:t>
+        <w:t>Com 4 squads tocando Lead, Conta e agente sem vocabulário comum e 3 modelos diferentes de Contato, cada feature recria agregados e cada mudança tem efeito cascata. Mapear 4 domínios com 0 modelos duplicados e ao menos 6 eventos definidos troca retrabalho e acoplamento oculto por fronteiras claras, reduz o tempo de impacto de alterações e evita o custo de carregar regra inconsistente para novas codificações.</w:t>
       </w:r>
     </w:p>
     <w:p>
@@ -535,7 +535,7 @@
         <w:rPr>
           <w:color w:val="8B1E1E"/>
         </w:rPr>
-        <w:t>Referencias de estudo</w:t>
+        <w:t>Referências de estudo</w:t>
       </w:r>
     </w:p>
     <w:p>
@@ -551,7 +551,7 @@
         <w:pStyle w:val="ListBullet"/>
       </w:pPr>
       <w:r>
-        <w:t>Video: Bounded contexts e linguagem ubiqua na pratica, no YouTube.</w:t>
+        <w:t>Vídeo: Bounded contexts e linguagem ubíqua na prática, no YouTube.</w:t>
       </w:r>
     </w:p>
     <w:p>
@@ -567,7 +567,7 @@
         <w:pStyle w:val="ListBullet"/>
       </w:pPr>
       <w:r>
-        <w:t>Doc oficial: Documentacao do Python sobre dataclasses para modelar agregados e eventos, em docs.python.org.</w:t>
+        <w:t>Doc oficial: Documentação do Python sobre dataclasses para modelar agregados e eventos, em docs.python.org.</w:t>
       </w:r>
     </w:p>
     <w:sectPr>
